--- a/public/documents/conold-chisinahama-resume-master.docx
+++ b/public/documents/conold-chisinahama-resume-master.docx
@@ -18,7 +18,7 @@
         <w:rPr>
           <w:rFonts w:ascii="Arial" w:hAnsi="Arial"/>
           <w:b/>
-          <w:color w:val="1D6665"/>
+          <w:color w:val="000000"/>
           <w:sz w:val="22"/>
         </w:rPr>
         <w:t>Full-Stack Software Developer | Customer Success Lead</w:t>
@@ -29,8 +29,34 @@
         <w:pStyle w:val="ResumeMeta"/>
       </w:pPr>
       <w:r>
-        <w:t>Johannesburg, South Africa | +27 82 886 8556 | cthandoc@gmail.com | linkedin.com/in/conold | github.com/thvndx</w:t>
+        <w:t>Johannesburg, South Africa | +27 82 886 8556 | cthandoc@gmail.com</w:t>
       </w:r>
+    </w:p>
+    <w:p>
+      <w:pPr>
+        <w:pStyle w:val="ResumeMeta"/>
+      </w:pPr>
+      <w:hyperlink r:id="rId9">
+        <w:r>
+          <w:t>conold-portfolio.vercel.app</w:t>
+        </w:r>
+      </w:hyperlink>
+      <w:r>
+        <w:t xml:space="preserve"> | </w:t>
+      </w:r>
+      <w:hyperlink r:id="rId10">
+        <w:r>
+          <w:t>linkedin.com/in/conold</w:t>
+        </w:r>
+      </w:hyperlink>
+      <w:r>
+        <w:t xml:space="preserve"> | </w:t>
+      </w:r>
+      <w:hyperlink r:id="rId11">
+        <w:r>
+          <w:t>github.com/thvndx</w:t>
+        </w:r>
+      </w:hyperlink>
     </w:p>
     <w:p>
       <w:pPr>
@@ -42,7 +68,7 @@
     </w:p>
     <w:p>
       <w:r>
-        <w:t>Customer-success leader and hands-on full-stack developer who turns operational problems into secure, production-ready software. Combines direct customer and team leadership with product strategy, TypeScript application development, provider integrations, data modeling, testing, deployment and operational verification. Builds with AI assistance transparently while retaining responsibility for architecture, safety boundaries and the final result.</w:t>
+        <w:t>Full-stack software developer building operational applications, API integrations and analytics products with TypeScript, React, Node.js and PostgreSQL. Owns delivery from product definition through deployment and release verification. Combines hands-on engineering with customer-success leadership; internal tools are used across a four-person support operation and adjacent departments.</w:t>
       </w:r>
     </w:p>
     <w:p>
@@ -61,8 +87,8 @@
         <w:rPr>
           <w:rFonts w:ascii="Arial" w:hAnsi="Arial"/>
           <w:b/>
-          <w:color w:val="17201D"/>
-          <w:sz w:val="19"/>
+          <w:color w:val="000000"/>
+          <w:sz w:val="20"/>
         </w:rPr>
         <w:t xml:space="preserve">Languages and frameworks: </w:t>
       </w:r>
@@ -70,8 +96,8 @@
         <w:rPr>
           <w:rFonts w:ascii="Arial" w:hAnsi="Arial"/>
           <w:b w:val="0"/>
-          <w:color w:val="4C5853"/>
-          <w:sz w:val="19"/>
+          <w:color w:val="2D2D2D"/>
+          <w:sz w:val="20"/>
         </w:rPr>
         <w:t>TypeScript, JavaScript, React, Next.js, Node.js, Python, React Native, Expo</w:t>
       </w:r>
@@ -84,8 +110,8 @@
         <w:rPr>
           <w:rFonts w:ascii="Arial" w:hAnsi="Arial"/>
           <w:b/>
-          <w:color w:val="17201D"/>
-          <w:sz w:val="19"/>
+          <w:color w:val="000000"/>
+          <w:sz w:val="20"/>
         </w:rPr>
         <w:t xml:space="preserve">Data and integrations: </w:t>
       </w:r>
@@ -93,8 +119,8 @@
         <w:rPr>
           <w:rFonts w:ascii="Arial" w:hAnsi="Arial"/>
           <w:b w:val="0"/>
-          <w:color w:val="4C5853"/>
-          <w:sz w:val="19"/>
+          <w:color w:val="2D2D2D"/>
+          <w:sz w:val="20"/>
         </w:rPr>
         <w:t>PostgreSQL, Supabase, REST APIs, Shopify, Front, Aircall, OAuth, background jobs</w:t>
       </w:r>
@@ -107,8 +133,8 @@
         <w:rPr>
           <w:rFonts w:ascii="Arial" w:hAnsi="Arial"/>
           <w:b/>
-          <w:color w:val="17201D"/>
-          <w:sz w:val="19"/>
+          <w:color w:val="000000"/>
+          <w:sz w:val="20"/>
         </w:rPr>
         <w:t xml:space="preserve">Quality and delivery: </w:t>
       </w:r>
@@ -116,8 +142,8 @@
         <w:rPr>
           <w:rFonts w:ascii="Arial" w:hAnsi="Arial"/>
           <w:b w:val="0"/>
-          <w:color w:val="4C5853"/>
-          <w:sz w:val="19"/>
+          <w:color w:val="2D2D2D"/>
+          <w:sz w:val="20"/>
         </w:rPr>
         <w:t>Vitest, Playwright, GitHub Actions, Railway, Vercel, responsive and accessibility testing</w:t>
       </w:r>
@@ -130,8 +156,8 @@
         <w:rPr>
           <w:rFonts w:ascii="Arial" w:hAnsi="Arial"/>
           <w:b/>
-          <w:color w:val="17201D"/>
-          <w:sz w:val="19"/>
+          <w:color w:val="000000"/>
+          <w:sz w:val="20"/>
         </w:rPr>
         <w:t xml:space="preserve">Leadership and product: </w:t>
       </w:r>
@@ -139,8 +165,8 @@
         <w:rPr>
           <w:rFonts w:ascii="Arial" w:hAnsi="Arial"/>
           <w:b w:val="0"/>
-          <w:color w:val="4C5853"/>
-          <w:sz w:val="19"/>
+          <w:color w:val="2D2D2D"/>
+          <w:sz w:val="20"/>
         </w:rPr>
         <w:t>Customer success, team leadership, process design, KPI definition, vendor negotiation, product discovery</w:t>
       </w:r>
@@ -162,7 +188,7 @@
         <w:rPr>
           <w:rFonts w:ascii="Arial" w:hAnsi="Arial"/>
           <w:b/>
-          <w:color w:val="17201D"/>
+          <w:color w:val="000000"/>
           <w:sz w:val="21"/>
         </w:rPr>
         <w:t>Customer Success Lead</w:t>
@@ -171,7 +197,7 @@
         <w:rPr>
           <w:rFonts w:ascii="Arial" w:hAnsi="Arial"/>
           <w:b/>
-          <w:color w:val="4C5853"/>
+          <w:color w:val="2D2D2D"/>
           <w:sz w:val="21"/>
         </w:rPr>
         <w:t xml:space="preserve"> | Connectivity and e-commerce business</w:t>
@@ -194,10 +220,10 @@
       <w:r>
         <w:rPr>
           <w:rFonts w:ascii="Arial" w:hAnsi="Arial"/>
-          <w:color w:val="17201D"/>
+          <w:color w:val="000000"/>
           <w:sz w:val="20"/>
         </w:rPr>
-        <w:t>Lead two direct reports within a four-person support operation; coordinate customer communication, technical escalation, call queues and shared inboxes.</w:t>
+        <w:t>Built and deployed internal applications for customer context, quality review, experience analysis and performance reporting, adopted across the full support operation and adjacent departments.</w:t>
       </w:r>
     </w:p>
     <w:p>
@@ -209,10 +235,10 @@
       <w:r>
         <w:rPr>
           <w:rFonts w:ascii="Arial" w:hAnsi="Arial"/>
-          <w:color w:val="17201D"/>
+          <w:color w:val="000000"/>
           <w:sz w:val="20"/>
         </w:rPr>
-        <w:t>Maintain measured email response and callback times below two hours, with customer satisfaction above 80%.</w:t>
+        <w:t>Integrated support, call and commerce data into a customer workspace, reducing context gathering from approximately 20 minutes to 30 seconds per interaction.</w:t>
       </w:r>
     </w:p>
     <w:p>
@@ -224,10 +250,10 @@
       <w:r>
         <w:rPr>
           <w:rFonts w:ascii="Arial" w:hAnsi="Arial"/>
-          <w:color w:val="17201D"/>
+          <w:color w:val="000000"/>
           <w:sz w:val="20"/>
         </w:rPr>
-        <w:t>Identify recurring operational problems and translate them into deployed products for customer context, quality assurance, customer-experience analysis and performance reporting.</w:t>
+        <w:t>Normalized provider data and persisted reporting snapshots, reducing recurring KPI report generation from approximately two hours to about one minute.</w:t>
       </w:r>
     </w:p>
     <w:p>
@@ -239,10 +265,10 @@
       <w:r>
         <w:rPr>
           <w:rFonts w:ascii="Arial" w:hAnsi="Arial"/>
-          <w:color w:val="17201D"/>
+          <w:color w:val="000000"/>
           <w:sz w:val="20"/>
         </w:rPr>
-        <w:t>Reduced customer-context gathering from approximately 20 minutes to 30 seconds per interaction by consolidating provider data into a safer support workspace.</w:t>
+        <w:t>Automated QA selection and report compilation, reducing the workflow from approximately two hours to about one minute while preserving human review and independent permission controls.</w:t>
       </w:r>
     </w:p>
     <w:p>
@@ -254,10 +280,10 @@
       <w:r>
         <w:rPr>
           <w:rFonts w:ascii="Arial" w:hAnsi="Arial"/>
-          <w:color w:val="17201D"/>
+          <w:color w:val="000000"/>
           <w:sz w:val="20"/>
         </w:rPr>
-        <w:t>Reduced recurring KPI report generation from approximately two hours to about one minute through normalized data, persisted reporting and responsive manager views.</w:t>
+        <w:t>Built evidence-backed experience scoring, reducing customer-satisfaction investigation and calculation from approximately 30 minutes to about one minute.</w:t>
       </w:r>
     </w:p>
     <w:p>
@@ -269,10 +295,10 @@
       <w:r>
         <w:rPr>
           <w:rFonts w:ascii="Arial" w:hAnsi="Arial"/>
-          <w:color w:val="17201D"/>
+          <w:color w:val="000000"/>
           <w:sz w:val="20"/>
         </w:rPr>
-        <w:t>Reduced QA selection and report compilation from approximately two hours to about one minute while preserving human review and explicit automation controls.</w:t>
+        <w:t>Implemented explicit identity-conflict review, data-freshness states and provider request budgets to make uncertain data and integration limits visible.</w:t>
       </w:r>
     </w:p>
     <w:p>
@@ -284,10 +310,10 @@
       <w:r>
         <w:rPr>
           <w:rFonts w:ascii="Arial" w:hAnsi="Arial"/>
-          <w:color w:val="17201D"/>
+          <w:color w:val="000000"/>
           <w:sz w:val="20"/>
         </w:rPr>
-        <w:t>Reduced CSAT investigation and calculation from approximately 30 minutes to about one minute with evidence-backed product and support experience scoring.</w:t>
+        <w:t>Own product definition, architecture, implementation, testing, deployment and post-release verification for the internal products delivered.</w:t>
       </w:r>
     </w:p>
     <w:p>
@@ -299,10 +325,10 @@
       <w:r>
         <w:rPr>
           <w:rFonts w:ascii="Arial" w:hAnsi="Arial"/>
-          <w:color w:val="17201D"/>
+          <w:color w:val="000000"/>
           <w:sz w:val="20"/>
         </w:rPr>
-        <w:t>Drove adoption across all four support agents and additional departments; reduced recurring software costs through contract negotiation and provider changes.</w:t>
+        <w:t>Lead two direct reports within a four-person operation; maintain measured email response and callback times below two hours and customer satisfaction above 80%.</w:t>
       </w:r>
     </w:p>
     <w:p>
@@ -314,10 +340,10 @@
       <w:r>
         <w:rPr>
           <w:rFonts w:ascii="Arial" w:hAnsi="Arial"/>
-          <w:color w:val="17201D"/>
+          <w:color w:val="000000"/>
           <w:sz w:val="20"/>
         </w:rPr>
-        <w:t>Own product definition, architecture, full-stack implementation, testing, deployment and post-release verification for the internal products I build.</w:t>
+        <w:t>Reduced recurring software costs through vendor negotiation and provider changes.</w:t>
       </w:r>
     </w:p>
     <w:p>
@@ -341,7 +367,7 @@
         <w:rPr>
           <w:rFonts w:ascii="Arial" w:hAnsi="Arial"/>
           <w:b/>
-          <w:color w:val="17201D"/>
+          <w:color w:val="000000"/>
           <w:sz w:val="19"/>
         </w:rPr>
         <w:t xml:space="preserve">Support Quality Platform: </w:t>
@@ -350,10 +376,10 @@
         <w:rPr>
           <w:rFonts w:ascii="Arial" w:hAnsi="Arial"/>
           <w:b w:val="0"/>
-          <w:color w:val="4C5853"/>
+          <w:color w:val="2D2D2D"/>
           <w:sz w:val="19"/>
         </w:rPr>
-        <w:t>Built AI-assisted conversation scoring, role-based manual review, automated sampling, reporting and production controls.</w:t>
+        <w:t>TypeScript, React, Node.js, PostgreSQL, OpenAI. Built conversation scoring, automated sampling and reporting with independent manual-review and automation controls.</w:t>
       </w:r>
     </w:p>
     <w:p>
@@ -364,7 +390,7 @@
         <w:rPr>
           <w:rFonts w:ascii="Arial" w:hAnsi="Arial"/>
           <w:b/>
-          <w:color w:val="17201D"/>
+          <w:color w:val="000000"/>
           <w:sz w:val="19"/>
         </w:rPr>
         <w:t xml:space="preserve">Customer Operations Workbench: </w:t>
@@ -373,10 +399,10 @@
         <w:rPr>
           <w:rFonts w:ascii="Arial" w:hAnsi="Arial"/>
           <w:b w:val="0"/>
-          <w:color w:val="4C5853"/>
+          <w:color w:val="2D2D2D"/>
           <w:sz w:val="19"/>
         </w:rPr>
-        <w:t>Integrated support, call and commerce context with explicit review when identifiers point to conflicting customers.</w:t>
+        <w:t>TypeScript, React, Node.js, PostgreSQL, Redis. Integrated Front, Shopify and Aircall; added bounded caching and explicit review of conflicting customer identities.</w:t>
       </w:r>
     </w:p>
     <w:p>
@@ -387,7 +413,7 @@
         <w:rPr>
           <w:rFonts w:ascii="Arial" w:hAnsi="Arial"/>
           <w:b/>
-          <w:color w:val="17201D"/>
+          <w:color w:val="000000"/>
           <w:sz w:val="19"/>
         </w:rPr>
         <w:t xml:space="preserve">Operations Performance Hub: </w:t>
@@ -396,10 +422,10 @@
         <w:rPr>
           <w:rFonts w:ascii="Arial" w:hAnsi="Arial"/>
           <w:b w:val="0"/>
-          <w:color w:val="4C5853"/>
+          <w:color w:val="2D2D2D"/>
           <w:sz w:val="19"/>
         </w:rPr>
-        <w:t>Built provider-backed KPI analytics with raw-outcome accounting, attribution rules, data-freshness states and budgeted synchronization.</w:t>
+        <w:t>TypeScript, React, PostgreSQL. Separated raw provider activity from KPI attribution and implemented persisted, budget-aware synchronization.</w:t>
       </w:r>
     </w:p>
     <w:p>
@@ -410,7 +436,7 @@
         <w:rPr>
           <w:rFonts w:ascii="Arial" w:hAnsi="Arial"/>
           <w:b/>
-          <w:color w:val="17201D"/>
+          <w:color w:val="000000"/>
           <w:sz w:val="19"/>
         </w:rPr>
         <w:t xml:space="preserve">PromoStudio: </w:t>
@@ -419,10 +445,10 @@
         <w:rPr>
           <w:rFonts w:ascii="Arial" w:hAnsi="Arial"/>
           <w:b w:val="0"/>
-          <w:color w:val="4C5853"/>
+          <w:color w:val="2D2D2D"/>
           <w:sz w:val="19"/>
         </w:rPr>
-        <w:t>Built an approval-first campaign product with authentication, persisted briefs, AI generation, scheduling and controlled external publishing.</w:t>
+        <w:t>Built authentication, persisted campaign briefs, AI generation, scheduling and controlled external publishing around an approval-first workflow.</w:t>
       </w:r>
     </w:p>
     <w:p>
@@ -433,7 +459,7 @@
         <w:rPr>
           <w:rFonts w:ascii="Arial" w:hAnsi="Arial"/>
           <w:b/>
-          <w:color w:val="17201D"/>
+          <w:color w:val="000000"/>
           <w:sz w:val="19"/>
         </w:rPr>
         <w:t xml:space="preserve">Recalibrate: </w:t>
@@ -442,10 +468,18 @@
         <w:rPr>
           <w:rFonts w:ascii="Arial" w:hAnsi="Arial"/>
           <w:b w:val="0"/>
-          <w:color w:val="4C5853"/>
+          <w:color w:val="2D2D2D"/>
           <w:sz w:val="19"/>
         </w:rPr>
-        <w:t>Designed and built a local-first mobile planning MVP with adaptive scheduling and supervised guidance.</w:t>
+        <w:t>React Native, Expo. Designed and built a local-first mobile planning MVP with adaptive scheduling and supervised guidance.</w:t>
+      </w:r>
+    </w:p>
+    <w:p>
+      <w:pPr>
+        <w:pStyle w:val="Heading1"/>
+      </w:pPr>
+      <w:r>
+        <w:t>Earlier Experience</w:t>
       </w:r>
     </w:p>
     <w:p>
@@ -457,7 +491,7 @@
         <w:rPr>
           <w:rFonts w:ascii="Arial" w:hAnsi="Arial"/>
           <w:b/>
-          <w:color w:val="17201D"/>
+          <w:color w:val="000000"/>
           <w:sz w:val="21"/>
         </w:rPr>
         <w:t>Sales Assistant - Technical Sales and Support</w:t>
@@ -466,7 +500,7 @@
         <w:rPr>
           <w:rFonts w:ascii="Arial" w:hAnsi="Arial"/>
           <w:b/>
-          <w:color w:val="4C5853"/>
+          <w:color w:val="2D2D2D"/>
           <w:sz w:val="21"/>
         </w:rPr>
         <w:t xml:space="preserve"> | Connectivity business</w:t>
@@ -489,7 +523,7 @@
       <w:r>
         <w:rPr>
           <w:rFonts w:ascii="Arial" w:hAnsi="Arial"/>
-          <w:color w:val="17201D"/>
+          <w:color w:val="000000"/>
           <w:sz w:val="20"/>
         </w:rPr>
         <w:t>Provided remote technical and sales support for customers selecting, installing and troubleshooting connectivity equipment.</w:t>
@@ -504,7 +538,7 @@
       <w:r>
         <w:rPr>
           <w:rFonts w:ascii="Arial" w:hAnsi="Arial"/>
-          <w:color w:val="17201D"/>
+          <w:color w:val="000000"/>
           <w:sz w:val="20"/>
         </w:rPr>
         <w:t>Translated technical constraints into clear recommendations for home and commercial environments.</w:t>
@@ -519,7 +553,7 @@
         <w:rPr>
           <w:rFonts w:ascii="Arial" w:hAnsi="Arial"/>
           <w:b/>
-          <w:color w:val="17201D"/>
+          <w:color w:val="000000"/>
           <w:sz w:val="21"/>
         </w:rPr>
         <w:t>Technician</w:t>
@@ -528,7 +562,7 @@
         <w:rPr>
           <w:rFonts w:ascii="Arial" w:hAnsi="Arial"/>
           <w:b/>
-          <w:color w:val="4C5853"/>
+          <w:color w:val="2D2D2D"/>
           <w:sz w:val="21"/>
         </w:rPr>
         <w:t xml:space="preserve"> | JJ Communications PTY LTD</w:t>
@@ -551,7 +585,7 @@
       <w:r>
         <w:rPr>
           <w:rFonts w:ascii="Arial" w:hAnsi="Arial"/>
-          <w:color w:val="17201D"/>
+          <w:color w:val="000000"/>
           <w:sz w:val="20"/>
         </w:rPr>
         <w:t>Installed, maintained and programmed nurse-call, smoke detection, access-control, public-address and evacuation systems for hospital environments across Southern Africa.</w:t>
@@ -566,7 +600,7 @@
         <w:rPr>
           <w:rFonts w:ascii="Arial" w:hAnsi="Arial"/>
           <w:b/>
-          <w:color w:val="17201D"/>
+          <w:color w:val="000000"/>
           <w:sz w:val="21"/>
         </w:rPr>
         <w:t>Technical Sales Consultant</w:t>
@@ -575,7 +609,7 @@
         <w:rPr>
           <w:rFonts w:ascii="Arial" w:hAnsi="Arial"/>
           <w:b/>
-          <w:color w:val="4C5853"/>
+          <w:color w:val="2D2D2D"/>
           <w:sz w:val="21"/>
         </w:rPr>
         <w:t xml:space="preserve"> | iStore - Apple Premium Reseller</w:t>
@@ -598,7 +632,7 @@
       <w:r>
         <w:rPr>
           <w:rFonts w:ascii="Arial" w:hAnsi="Arial"/>
-          <w:color w:val="17201D"/>
+          <w:color w:val="000000"/>
           <w:sz w:val="20"/>
         </w:rPr>
         <w:t>Helped customers choose, configure and troubleshoot technology by combining technical diagnosis with practical sales guidance.</w:t>
@@ -621,10 +655,10 @@
       <w:r>
         <w:rPr>
           <w:rFonts w:ascii="Arial" w:hAnsi="Arial"/>
-          <w:color w:val="17201D"/>
+          <w:color w:val="000000"/>
           <w:sz w:val="20"/>
         </w:rPr>
-        <w:t>Co-built an early Python returns-rate dashboard with a colleague over approximately two to three months before the later production platform; retain explicit collaborative credit for the work.</w:t>
+        <w:t>Co-built an early Python returns-rate dashboard with a colleague over approximately two to three months; later made a bounded contribution to the production platform.</w:t>
       </w:r>
     </w:p>
     <w:p>
@@ -636,7 +670,7 @@
       <w:r>
         <w:rPr>
           <w:rFonts w:ascii="Arial" w:hAnsi="Arial"/>
-          <w:color w:val="17201D"/>
+          <w:color w:val="000000"/>
           <w:sz w:val="20"/>
         </w:rPr>
         <w:t>Built SlykPark as a 2017 university capstone: a wallet-funded parking application connecting number-plate recognition, vehicle entry, time on site and automated payment.</w:t>
@@ -659,7 +693,7 @@
         <w:rPr>
           <w:rFonts w:ascii="Arial" w:hAnsi="Arial"/>
           <w:b/>
-          <w:color w:val="17201D"/>
+          <w:color w:val="000000"/>
           <w:sz w:val="21"/>
         </w:rPr>
         <w:t>National Diploma - Business Information Technology</w:t>
@@ -668,7 +702,7 @@
         <w:rPr>
           <w:rFonts w:ascii="Arial" w:hAnsi="Arial"/>
           <w:b/>
-          <w:color w:val="4C5853"/>
+          <w:color w:val="2D2D2D"/>
           <w:sz w:val="21"/>
         </w:rPr>
         <w:t xml:space="preserve"> | University of Johannesburg</w:t>
@@ -699,7 +733,7 @@
         <w:rPr>
           <w:rFonts w:ascii="Arial" w:hAnsi="Arial"/>
           <w:b/>
-          <w:color w:val="17201D"/>
+          <w:color w:val="000000"/>
           <w:sz w:val="21"/>
         </w:rPr>
         <w:t>Peplink Certified Engineer</w:t>
@@ -708,7 +742,7 @@
         <w:rPr>
           <w:rFonts w:ascii="Arial" w:hAnsi="Arial"/>
           <w:b/>
-          <w:color w:val="4C5853"/>
+          <w:color w:val="2D2D2D"/>
           <w:sz w:val="21"/>
         </w:rPr>
         <w:t xml:space="preserve"> | Peplink</w:t>
@@ -736,7 +770,7 @@
       </w:r>
     </w:p>
     <w:sectPr>
-      <w:footerReference w:type="default" r:id="rId9"/>
+      <w:footerReference w:type="default" r:id="rId12"/>
       <w:pgSz w:w="12240" w:h="15840"/>
       <w:pgMar w:top="979" w:right="1037" w:bottom="979" w:left="1037" w:header="720" w:footer="720" w:gutter="0"/>
       <w:cols w:space="720"/>
@@ -757,11 +791,21 @@
       <w:rPr>
         <w:rFonts w:ascii="Arial" w:hAnsi="Arial"/>
         <w:b w:val="0"/>
-        <w:color w:val="4C5853"/>
+        <w:color w:val="2D2D2D"/>
         <w:sz w:val="16"/>
       </w:rPr>
       <w:t>Conold Thando Chisinahama | Master Resume</w:t>
     </w:r>
+    <w:r>
+      <w:rPr>
+        <w:rFonts w:ascii="Arial" w:hAnsi="Arial"/>
+        <w:b w:val="0"/>
+        <w:color w:val="2D2D2D"/>
+        <w:sz w:val="16"/>
+      </w:rPr>
+      <w:t xml:space="preserve"> | </w:t>
+    </w:r>
+    <w:fldSimple w:instr="PAGE"/>
   </w:p>
 </w:ftr>
 </file>
@@ -845,7 +889,7 @@
     <w:lvl w:ilvl="0">
       <w:start w:val="1"/>
       <w:numFmt w:val="bullet"/>
-      <w:lvlText w:val=""/>
+      <w:lvlText w:val="•"/>
       <w:lvlJc w:val="left"/>
       <w:pPr>
         <w:tabs>
@@ -854,7 +898,7 @@
         <w:ind w:left="1440" w:hanging="360"/>
       </w:pPr>
       <w:rPr>
-        <w:rFonts w:ascii="Symbol" w:hAnsi="Symbol" w:hint="default"/>
+        <w:rFonts w:ascii="Arial" w:hAnsi="Arial" w:hint="default"/>
       </w:rPr>
     </w:lvl>
   </w:abstractNum>
@@ -866,7 +910,7 @@
       <w:start w:val="1"/>
       <w:numFmt w:val="bullet"/>
       <w:pStyle w:val="ListBullet3"/>
-      <w:lvlText w:val=""/>
+      <w:lvlText w:val="•"/>
       <w:lvlJc w:val="left"/>
       <w:pPr>
         <w:tabs>
@@ -875,7 +919,7 @@
         <w:ind w:left="1080" w:hanging="360"/>
       </w:pPr>
       <w:rPr>
-        <w:rFonts w:ascii="Symbol" w:hAnsi="Symbol" w:hint="default"/>
+        <w:rFonts w:ascii="Arial" w:hAnsi="Arial" w:hint="default"/>
       </w:rPr>
     </w:lvl>
   </w:abstractNum>
@@ -887,7 +931,7 @@
       <w:start w:val="1"/>
       <w:numFmt w:val="bullet"/>
       <w:pStyle w:val="ListBullet2"/>
-      <w:lvlText w:val=""/>
+      <w:lvlText w:val="•"/>
       <w:lvlJc w:val="left"/>
       <w:pPr>
         <w:tabs>
@@ -896,7 +940,7 @@
         <w:ind w:left="720" w:hanging="360"/>
       </w:pPr>
       <w:rPr>
-        <w:rFonts w:ascii="Symbol" w:hAnsi="Symbol" w:hint="default"/>
+        <w:rFonts w:ascii="Arial" w:hAnsi="Arial" w:hint="default"/>
       </w:rPr>
     </w:lvl>
   </w:abstractNum>
@@ -926,7 +970,7 @@
       <w:start w:val="1"/>
       <w:numFmt w:val="bullet"/>
       <w:pStyle w:val="ListBullet"/>
-      <w:lvlText w:val=""/>
+      <w:lvlText w:val="•"/>
       <w:lvlJc w:val="left"/>
       <w:pPr>
         <w:tabs>
@@ -935,7 +979,7 @@
         <w:ind w:left="360" w:hanging="360"/>
       </w:pPr>
       <w:rPr>
-        <w:rFonts w:ascii="Symbol" w:hAnsi="Symbol" w:hint="default"/>
+        <w:rFonts w:ascii="Arial" w:hAnsi="Arial" w:hint="default"/>
       </w:rPr>
     </w:lvl>
   </w:abstractNum>
@@ -1134,8 +1178,8 @@
     </w:pPr>
     <w:rPr>
       <w:rFonts w:ascii="Arial" w:hAnsi="Arial"/>
-      <w:color w:val="17201D"/>
-      <w:sz w:val="20"/>
+      <w:color w:val="000000"/>
+      <w:sz w:val="21"/>
     </w:rPr>
   </w:style>
   <w:style w:type="paragraph" w:styleId="Header">
@@ -12829,7 +12873,7 @@
     </w:pPr>
     <w:rPr>
       <w:rFonts w:ascii="Arial" w:hAnsi="Arial"/>
-      <w:color w:val="4C5853"/>
+      <w:color w:val="2D2D2D"/>
       <w:sz w:val="18"/>
     </w:rPr>
   </w:style>

--- a/public/documents/conold-chisinahama-resume-master.docx
+++ b/public/documents/conold-chisinahama-resume-master.docx
@@ -21,7 +21,7 @@
           <w:color w:val="000000"/>
           <w:sz w:val="22"/>
         </w:rPr>
-        <w:t>Full-Stack Software Developer | Customer Success Lead</w:t>
+        <w:t>Full-Stack Software Developer</w:t>
       </w:r>
     </w:p>
     <w:p>
@@ -68,7 +68,7 @@
     </w:p>
     <w:p>
       <w:r>
-        <w:t>Full-stack software developer building operational applications, API integrations and analytics products with TypeScript, React, Node.js and PostgreSQL. Owns delivery from product definition through deployment and release verification. Combines hands-on engineering with customer-success leadership; internal tools are used across a four-person support operation and adjacent departments.</w:t>
+        <w:t>Full-stack software developer with a customer-success background, translating firsthand customer and operational needs into software requirements and deployed products. Builds applications, API integrations and analytics with TypeScript, React, Node.js and PostgreSQL. Combines user understanding with ownership of architecture, testing, deployment and release verification; internal tools are used across a four-person support operation and adjacent departments.</w:t>
       </w:r>
     </w:p>
     <w:p>
@@ -209,6 +209,14 @@
       </w:pPr>
       <w:r>
         <w:t>January 2023 - Present | Remote / Johannesburg</w:t>
+      </w:r>
+    </w:p>
+    <w:p>
+      <w:pPr>
+        <w:pStyle w:val="ResumeMeta"/>
+      </w:pPr>
+      <w:r>
+        <w:t>Role combines customer-success leadership with hands-on development of internal software.</w:t>
       </w:r>
     </w:p>
     <w:p>
